--- a/templates/prikaz_otvetstvennyh.docx
+++ b/templates/prikaz_otvetstvennyh.docx
@@ -6514,101 +6514,11 @@
         </w:tc>
       </w:tr>
       <w:tr>
-        <w:trPr>
-          <w:trHeight w:val="375"/>
-        </w:trPr>
         <w:tc>
-          <w:tcPr>
-            <w:tcW w:w="426" w:type="dxa"/>
-            <w:tcBorders>
-              <w:top w:val="single" w:sz="4" w:space="0" w:color="000000"/>
-              <w:left w:val="single" w:sz="4" w:space="0" w:color="000000"/>
-              <w:bottom w:val="single" w:sz="4" w:space="0" w:color="000000"/>
-              <w:right w:val="single" w:sz="4" w:space="0" w:color="000000"/>
-            </w:tcBorders>
-          </w:tcPr>
           <w:p>
-            <w:pPr>
-              <w:widowControl w:val="0"/>
-              <w:numPr>
-                <w:ilvl w:val="0"/>
-                <w:numId w:val="9"/>
-              </w:numPr>
-              <w:spacing w:after="0" w:line="240" w:lineRule="auto"/>
-              <w:ind w:left="357" w:hanging="357"/>
-              <w:contextualSpacing/>
-              <w:rPr>
-                <w:rFonts w:ascii="Times New Roman" w:eastAsia="Calibri" w:hAnsi="Times New Roman" w:cs="Times New Roman"/>
-              </w:rPr>
-            </w:pPr>
-          </w:p>
-        </w:tc>
-        <w:tc>
-          <w:tcPr>
-            <w:tcW w:w="6520" w:type="dxa"/>
-            <w:tcBorders>
-              <w:top w:val="single" w:sz="4" w:space="0" w:color="000000"/>
-              <w:left w:val="single" w:sz="4" w:space="0" w:color="000000"/>
-              <w:bottom w:val="single" w:sz="4" w:space="0" w:color="000000"/>
-              <w:right w:val="single" w:sz="4" w:space="0" w:color="000000"/>
-            </w:tcBorders>
-          </w:tcPr>
-          <w:p>
-            <w:pPr>
-              <w:widowControl w:val="0"/>
-              <w:spacing w:after="0"/>
-              <w:rPr>
-                <w:rFonts w:ascii="Times New Roman" w:eastAsia="Calibri" w:hAnsi="Times New Roman" w:cs="Times New Roman"/>
-              </w:rPr>
-            </w:pPr>
-            <w:r>
-              <w:rPr>
-                <w:rFonts w:ascii="Times New Roman" w:eastAsia="Calibri" w:hAnsi="Times New Roman" w:cs="Times New Roman"/>
-              </w:rPr>
-              <w:t>Обучение рабочей группы проекта по оптимизации Пилотного потока (Модуль 1)</w:t>
-            </w:r>
-          </w:p>
-        </w:tc>
-        <w:tc>
-          <w:tcPr>
-            <w:tcW w:w="1276" w:type="dxa"/>
-            <w:tcBorders>
-              <w:top w:val="single" w:sz="4" w:space="0" w:color="000000"/>
-              <w:bottom w:val="single" w:sz="4" w:space="0" w:color="auto"/>
-              <w:right w:val="single" w:sz="4" w:space="0" w:color="000000"/>
-            </w:tcBorders>
-          </w:tcPr>
-          <w:p>
-            <w:pPr>
-              <w:widowControl w:val="0"/>
-              <w:spacing w:after="0"/>
-              <w:jc w:val="center"/>
-              <w:rPr>
-                <w:rFonts w:ascii="Times New Roman" w:eastAsia="Calibri" w:hAnsi="Times New Roman" w:cs="Times New Roman"/>
-              </w:rPr>
-            </w:pPr>
-          </w:p>
-        </w:tc>
-        <w:tc>
-          <w:tcPr>
-            <w:tcW w:w="2550" w:type="dxa"/>
-            <w:tcBorders>
-              <w:top w:val="single" w:sz="4" w:space="0" w:color="000000"/>
-              <w:bottom w:val="single" w:sz="4" w:space="0" w:color="000000"/>
-              <w:right w:val="single" w:sz="4" w:space="0" w:color="000000"/>
-            </w:tcBorders>
-          </w:tcPr>
-          <w:p>
-            <w:pPr>
-              <w:widowControl w:val="0"/>
-              <w:spacing w:after="0"/>
-              <w:jc w:val="center"/>
-              <w:rPr>
-                <w:rFonts w:ascii="Times New Roman" w:eastAsia="Calibri" w:hAnsi="Times New Roman" w:cs="Times New Roman"/>
-                <w:strike/>
-                <w:color w:val="000000" w:themeColor="text1"/>
-              </w:rPr>
-            </w:pPr>
+            <w:r>
+              <w:t>{%tr for t in plan %}</w:t>
+            </w:r>
           </w:p>
         </w:tc>
       </w:tr>
@@ -6664,7 +6574,7 @@
               <w:rPr>
                 <w:rFonts w:ascii="Times New Roman" w:eastAsia="Calibri" w:hAnsi="Times New Roman" w:cs="Times New Roman"/>
               </w:rPr>
-              <w:t>Проведение стартового совещания по Программе</w:t>
+              <w:t>{{ t.task }}</w:t>
             </w:r>
           </w:p>
         </w:tc>
@@ -6686,6 +6596,12 @@
                 <w:rFonts w:ascii="Times New Roman" w:eastAsia="Calibri" w:hAnsi="Times New Roman" w:cs="Times New Roman"/>
               </w:rPr>
             </w:pPr>
+            <w:r>
+              <w:rPr>
+                <w:rFonts w:ascii="Times New Roman" w:eastAsia="Calibri" w:hAnsi="Times New Roman" w:cs="Times New Roman"/>
+              </w:rPr>
+              <w:t xml:space="preserve">{{ t.date }}</w:t>
+            </w:r>
           </w:p>
         </w:tc>
         <w:tc>
@@ -6708,1466 +6624,21 @@
                 <w:color w:val="000000" w:themeColor="text1"/>
               </w:rPr>
             </w:pPr>
+            <w:r>
+              <w:rPr>
+                <w:rFonts w:ascii="Times New Roman" w:eastAsia="Calibri" w:hAnsi="Times New Roman" w:cs="Times New Roman"/>
+              </w:rPr>
+              <w:t xml:space="preserve">{{ t.resp }}</w:t>
+            </w:r>
           </w:p>
         </w:tc>
       </w:tr>
       <w:tr>
-        <w:trPr>
-          <w:trHeight w:val="375"/>
-        </w:trPr>
         <w:tc>
-          <w:tcPr>
-            <w:tcW w:w="426" w:type="dxa"/>
-            <w:tcBorders>
-              <w:top w:val="single" w:sz="4" w:space="0" w:color="000000"/>
-              <w:left w:val="single" w:sz="4" w:space="0" w:color="000000"/>
-              <w:bottom w:val="single" w:sz="4" w:space="0" w:color="000000"/>
-              <w:right w:val="single" w:sz="4" w:space="0" w:color="000000"/>
-            </w:tcBorders>
-          </w:tcPr>
           <w:p>
-            <w:pPr>
-              <w:widowControl w:val="0"/>
-              <w:numPr>
-                <w:ilvl w:val="0"/>
-                <w:numId w:val="9"/>
-              </w:numPr>
-              <w:spacing w:after="0" w:line="240" w:lineRule="auto"/>
-              <w:ind w:left="357" w:hanging="357"/>
-              <w:contextualSpacing/>
-              <w:rPr>
-                <w:rFonts w:ascii="Times New Roman" w:eastAsia="Calibri" w:hAnsi="Times New Roman" w:cs="Times New Roman"/>
-              </w:rPr>
-            </w:pPr>
-          </w:p>
-        </w:tc>
-        <w:tc>
-          <w:tcPr>
-            <w:tcW w:w="6520" w:type="dxa"/>
-            <w:tcBorders>
-              <w:top w:val="single" w:sz="4" w:space="0" w:color="000000"/>
-              <w:left w:val="single" w:sz="4" w:space="0" w:color="000000"/>
-              <w:bottom w:val="single" w:sz="4" w:space="0" w:color="000000"/>
-              <w:right w:val="single" w:sz="4" w:space="0" w:color="000000"/>
-            </w:tcBorders>
-          </w:tcPr>
-          <w:p>
-            <w:pPr>
-              <w:widowControl w:val="0"/>
-              <w:spacing w:after="0"/>
-              <w:rPr>
-                <w:rFonts w:ascii="Times New Roman" w:eastAsia="Calibri" w:hAnsi="Times New Roman" w:cs="Times New Roman"/>
-              </w:rPr>
-            </w:pPr>
-            <w:r>
-              <w:rPr>
-                <w:rFonts w:ascii="Times New Roman" w:eastAsia="Calibri" w:hAnsi="Times New Roman" w:cs="Times New Roman"/>
-              </w:rPr>
-              <w:t>Утверждение карточки проекта по реализации проекта по оптимизации Пилотного потока</w:t>
-            </w:r>
-          </w:p>
-        </w:tc>
-        <w:tc>
-          <w:tcPr>
-            <w:tcW w:w="1276" w:type="dxa"/>
-            <w:tcBorders>
-              <w:top w:val="single" w:sz="4" w:space="0" w:color="000000"/>
-              <w:bottom w:val="single" w:sz="4" w:space="0" w:color="auto"/>
-              <w:right w:val="single" w:sz="4" w:space="0" w:color="000000"/>
-            </w:tcBorders>
-          </w:tcPr>
-          <w:p>
-            <w:pPr>
-              <w:widowControl w:val="0"/>
-              <w:spacing w:after="0"/>
-              <w:jc w:val="center"/>
-              <w:rPr>
-                <w:rFonts w:ascii="Times New Roman" w:eastAsia="Calibri" w:hAnsi="Times New Roman" w:cs="Times New Roman"/>
-              </w:rPr>
-            </w:pPr>
-          </w:p>
-        </w:tc>
-        <w:tc>
-          <w:tcPr>
-            <w:tcW w:w="2550" w:type="dxa"/>
-            <w:tcBorders>
-              <w:top w:val="single" w:sz="4" w:space="0" w:color="000000"/>
-              <w:bottom w:val="single" w:sz="4" w:space="0" w:color="000000"/>
-              <w:right w:val="single" w:sz="4" w:space="0" w:color="000000"/>
-            </w:tcBorders>
-          </w:tcPr>
-          <w:p>
-            <w:pPr>
-              <w:widowControl w:val="0"/>
-              <w:spacing w:after="0"/>
-              <w:jc w:val="center"/>
-              <w:rPr>
-                <w:rFonts w:ascii="Times New Roman" w:eastAsia="Calibri" w:hAnsi="Times New Roman" w:cs="Times New Roman"/>
-                <w:strike/>
-                <w:color w:val="000000" w:themeColor="text1"/>
-              </w:rPr>
-            </w:pPr>
-          </w:p>
-        </w:tc>
-      </w:tr>
-      <w:tr>
-        <w:trPr>
-          <w:trHeight w:val="375"/>
-        </w:trPr>
-        <w:tc>
-          <w:tcPr>
-            <w:tcW w:w="426" w:type="dxa"/>
-            <w:tcBorders>
-              <w:top w:val="single" w:sz="4" w:space="0" w:color="000000"/>
-              <w:left w:val="single" w:sz="4" w:space="0" w:color="000000"/>
-              <w:bottom w:val="single" w:sz="4" w:space="0" w:color="000000"/>
-              <w:right w:val="single" w:sz="4" w:space="0" w:color="000000"/>
-            </w:tcBorders>
-          </w:tcPr>
-          <w:p>
-            <w:pPr>
-              <w:widowControl w:val="0"/>
-              <w:numPr>
-                <w:ilvl w:val="0"/>
-                <w:numId w:val="9"/>
-              </w:numPr>
-              <w:spacing w:after="0" w:line="240" w:lineRule="auto"/>
-              <w:ind w:left="357" w:hanging="357"/>
-              <w:contextualSpacing/>
-              <w:rPr>
-                <w:rFonts w:ascii="Times New Roman" w:eastAsia="Calibri" w:hAnsi="Times New Roman" w:cs="Times New Roman"/>
-              </w:rPr>
-            </w:pPr>
-          </w:p>
-        </w:tc>
-        <w:tc>
-          <w:tcPr>
-            <w:tcW w:w="6520" w:type="dxa"/>
-            <w:tcBorders>
-              <w:top w:val="single" w:sz="4" w:space="0" w:color="000000"/>
-              <w:left w:val="single" w:sz="4" w:space="0" w:color="000000"/>
-              <w:bottom w:val="single" w:sz="4" w:space="0" w:color="000000"/>
-              <w:right w:val="single" w:sz="4" w:space="0" w:color="000000"/>
-            </w:tcBorders>
-          </w:tcPr>
-          <w:p>
-            <w:pPr>
-              <w:widowControl w:val="0"/>
-              <w:spacing w:after="0"/>
-              <w:rPr>
-                <w:rFonts w:ascii="Times New Roman" w:eastAsia="Calibri" w:hAnsi="Times New Roman" w:cs="Times New Roman"/>
-              </w:rPr>
-            </w:pPr>
-            <w:r>
-              <w:rPr>
-                <w:rFonts w:ascii="Times New Roman" w:eastAsia="Calibri" w:hAnsi="Times New Roman" w:cs="Times New Roman"/>
-              </w:rPr>
-              <w:t>Создание эталонного участка Пилотного потока</w:t>
-            </w:r>
-          </w:p>
-        </w:tc>
-        <w:tc>
-          <w:tcPr>
-            <w:tcW w:w="1276" w:type="dxa"/>
-            <w:tcBorders>
-              <w:top w:val="single" w:sz="4" w:space="0" w:color="000000"/>
-              <w:bottom w:val="single" w:sz="4" w:space="0" w:color="auto"/>
-              <w:right w:val="single" w:sz="4" w:space="0" w:color="000000"/>
-            </w:tcBorders>
-          </w:tcPr>
-          <w:p>
-            <w:pPr>
-              <w:widowControl w:val="0"/>
-              <w:spacing w:after="0"/>
-              <w:jc w:val="center"/>
-              <w:rPr>
-                <w:rFonts w:ascii="Times New Roman" w:eastAsia="Calibri" w:hAnsi="Times New Roman" w:cs="Times New Roman"/>
-              </w:rPr>
-            </w:pPr>
-          </w:p>
-        </w:tc>
-        <w:tc>
-          <w:tcPr>
-            <w:tcW w:w="2550" w:type="dxa"/>
-            <w:tcBorders>
-              <w:top w:val="single" w:sz="4" w:space="0" w:color="000000"/>
-              <w:bottom w:val="single" w:sz="4" w:space="0" w:color="000000"/>
-              <w:right w:val="single" w:sz="4" w:space="0" w:color="000000"/>
-            </w:tcBorders>
-          </w:tcPr>
-          <w:p>
-            <w:pPr>
-              <w:widowControl w:val="0"/>
-              <w:spacing w:after="0"/>
-              <w:jc w:val="center"/>
-              <w:rPr>
-                <w:rFonts w:ascii="Times New Roman" w:eastAsia="Calibri" w:hAnsi="Times New Roman" w:cs="Times New Roman"/>
-                <w:strike/>
-                <w:color w:val="000000" w:themeColor="text1"/>
-              </w:rPr>
-            </w:pPr>
-          </w:p>
-        </w:tc>
-      </w:tr>
-      <w:tr>
-        <w:trPr>
-          <w:trHeight w:val="375"/>
-        </w:trPr>
-        <w:tc>
-          <w:tcPr>
-            <w:tcW w:w="426" w:type="dxa"/>
-            <w:tcBorders>
-              <w:top w:val="single" w:sz="4" w:space="0" w:color="000000"/>
-              <w:left w:val="single" w:sz="4" w:space="0" w:color="000000"/>
-              <w:bottom w:val="single" w:sz="4" w:space="0" w:color="000000"/>
-              <w:right w:val="single" w:sz="4" w:space="0" w:color="000000"/>
-            </w:tcBorders>
-          </w:tcPr>
-          <w:p>
-            <w:pPr>
-              <w:widowControl w:val="0"/>
-              <w:numPr>
-                <w:ilvl w:val="0"/>
-                <w:numId w:val="9"/>
-              </w:numPr>
-              <w:spacing w:after="0" w:line="240" w:lineRule="auto"/>
-              <w:ind w:left="357" w:hanging="357"/>
-              <w:contextualSpacing/>
-              <w:rPr>
-                <w:rFonts w:ascii="Times New Roman" w:eastAsia="Calibri" w:hAnsi="Times New Roman" w:cs="Times New Roman"/>
-              </w:rPr>
-            </w:pPr>
-          </w:p>
-        </w:tc>
-        <w:tc>
-          <w:tcPr>
-            <w:tcW w:w="6520" w:type="dxa"/>
-            <w:tcBorders>
-              <w:top w:val="single" w:sz="4" w:space="0" w:color="000000"/>
-              <w:left w:val="single" w:sz="4" w:space="0" w:color="000000"/>
-              <w:bottom w:val="single" w:sz="4" w:space="0" w:color="000000"/>
-              <w:right w:val="single" w:sz="4" w:space="0" w:color="000000"/>
-            </w:tcBorders>
-          </w:tcPr>
-          <w:p>
-            <w:pPr>
-              <w:widowControl w:val="0"/>
-              <w:spacing w:after="0"/>
-              <w:rPr>
-                <w:rFonts w:ascii="Times New Roman" w:eastAsia="Calibri" w:hAnsi="Times New Roman" w:cs="Times New Roman"/>
-              </w:rPr>
-            </w:pPr>
-            <w:r>
-              <w:rPr>
-                <w:rFonts w:ascii="Times New Roman" w:eastAsia="Calibri" w:hAnsi="Times New Roman" w:cs="Times New Roman"/>
-              </w:rPr>
-              <w:t>Обучение рабочей группы проекта по оптимизации Пилотного потока (Модуль 2)</w:t>
-            </w:r>
-          </w:p>
-        </w:tc>
-        <w:tc>
-          <w:tcPr>
-            <w:tcW w:w="1276" w:type="dxa"/>
-            <w:tcBorders>
-              <w:top w:val="single" w:sz="4" w:space="0" w:color="000000"/>
-              <w:bottom w:val="single" w:sz="4" w:space="0" w:color="auto"/>
-              <w:right w:val="single" w:sz="4" w:space="0" w:color="000000"/>
-            </w:tcBorders>
-          </w:tcPr>
-          <w:p>
-            <w:pPr>
-              <w:widowControl w:val="0"/>
-              <w:spacing w:after="0"/>
-              <w:jc w:val="center"/>
-              <w:rPr>
-                <w:rFonts w:ascii="Times New Roman" w:eastAsia="Calibri" w:hAnsi="Times New Roman" w:cs="Times New Roman"/>
-              </w:rPr>
-            </w:pPr>
-          </w:p>
-        </w:tc>
-        <w:tc>
-          <w:tcPr>
-            <w:tcW w:w="2550" w:type="dxa"/>
-            <w:tcBorders>
-              <w:top w:val="single" w:sz="4" w:space="0" w:color="000000"/>
-              <w:bottom w:val="single" w:sz="4" w:space="0" w:color="000000"/>
-              <w:right w:val="single" w:sz="4" w:space="0" w:color="000000"/>
-            </w:tcBorders>
-          </w:tcPr>
-          <w:p>
-            <w:pPr>
-              <w:widowControl w:val="0"/>
-              <w:spacing w:after="0"/>
-              <w:jc w:val="center"/>
-              <w:rPr>
-                <w:rFonts w:ascii="Times New Roman" w:eastAsia="Calibri" w:hAnsi="Times New Roman" w:cs="Times New Roman"/>
-                <w:color w:val="000000" w:themeColor="text1"/>
-              </w:rPr>
-            </w:pPr>
-          </w:p>
-        </w:tc>
-      </w:tr>
-      <w:tr>
-        <w:trPr>
-          <w:trHeight w:val="375"/>
-        </w:trPr>
-        <w:tc>
-          <w:tcPr>
-            <w:tcW w:w="426" w:type="dxa"/>
-            <w:tcBorders>
-              <w:top w:val="single" w:sz="4" w:space="0" w:color="000000"/>
-              <w:left w:val="single" w:sz="4" w:space="0" w:color="000000"/>
-              <w:bottom w:val="single" w:sz="4" w:space="0" w:color="000000"/>
-              <w:right w:val="single" w:sz="4" w:space="0" w:color="000000"/>
-            </w:tcBorders>
-          </w:tcPr>
-          <w:p>
-            <w:pPr>
-              <w:widowControl w:val="0"/>
-              <w:numPr>
-                <w:ilvl w:val="0"/>
-                <w:numId w:val="9"/>
-              </w:numPr>
-              <w:spacing w:after="0" w:line="240" w:lineRule="auto"/>
-              <w:ind w:left="357" w:hanging="357"/>
-              <w:contextualSpacing/>
-              <w:rPr>
-                <w:rFonts w:ascii="Times New Roman" w:eastAsia="Calibri" w:hAnsi="Times New Roman" w:cs="Times New Roman"/>
-              </w:rPr>
-            </w:pPr>
-          </w:p>
-        </w:tc>
-        <w:tc>
-          <w:tcPr>
-            <w:tcW w:w="6520" w:type="dxa"/>
-            <w:tcBorders>
-              <w:top w:val="single" w:sz="4" w:space="0" w:color="000000"/>
-              <w:left w:val="single" w:sz="4" w:space="0" w:color="000000"/>
-              <w:bottom w:val="single" w:sz="4" w:space="0" w:color="000000"/>
-              <w:right w:val="single" w:sz="4" w:space="0" w:color="000000"/>
-            </w:tcBorders>
-          </w:tcPr>
-          <w:p>
-            <w:pPr>
-              <w:widowControl w:val="0"/>
-              <w:spacing w:after="0"/>
-              <w:rPr>
-                <w:rFonts w:ascii="Times New Roman" w:eastAsia="Calibri" w:hAnsi="Times New Roman" w:cs="Times New Roman"/>
-              </w:rPr>
-            </w:pPr>
-            <w:r>
-              <w:rPr>
-                <w:rFonts w:ascii="Times New Roman" w:eastAsia="Calibri" w:hAnsi="Times New Roman" w:cs="Times New Roman"/>
-              </w:rPr>
-              <w:t>Создание информационного центра предприятия</w:t>
-            </w:r>
-          </w:p>
-        </w:tc>
-        <w:tc>
-          <w:tcPr>
-            <w:tcW w:w="1276" w:type="dxa"/>
-            <w:tcBorders>
-              <w:top w:val="single" w:sz="4" w:space="0" w:color="000000"/>
-              <w:bottom w:val="single" w:sz="4" w:space="0" w:color="auto"/>
-              <w:right w:val="single" w:sz="4" w:space="0" w:color="000000"/>
-            </w:tcBorders>
-          </w:tcPr>
-          <w:p>
-            <w:pPr>
-              <w:widowControl w:val="0"/>
-              <w:spacing w:after="0"/>
-              <w:jc w:val="center"/>
-              <w:rPr>
-                <w:rFonts w:ascii="Times New Roman" w:eastAsia="Calibri" w:hAnsi="Times New Roman" w:cs="Times New Roman"/>
-              </w:rPr>
-            </w:pPr>
-          </w:p>
-        </w:tc>
-        <w:tc>
-          <w:tcPr>
-            <w:tcW w:w="2550" w:type="dxa"/>
-            <w:tcBorders>
-              <w:top w:val="single" w:sz="4" w:space="0" w:color="000000"/>
-              <w:bottom w:val="single" w:sz="4" w:space="0" w:color="000000"/>
-              <w:right w:val="single" w:sz="4" w:space="0" w:color="000000"/>
-            </w:tcBorders>
-          </w:tcPr>
-          <w:p>
-            <w:pPr>
-              <w:widowControl w:val="0"/>
-              <w:spacing w:after="0"/>
-              <w:jc w:val="center"/>
-              <w:rPr>
-                <w:rFonts w:ascii="Times New Roman" w:eastAsia="Calibri" w:hAnsi="Times New Roman" w:cs="Times New Roman"/>
-              </w:rPr>
-            </w:pPr>
-          </w:p>
-        </w:tc>
-      </w:tr>
-      <w:tr>
-        <w:trPr>
-          <w:trHeight w:val="375"/>
-        </w:trPr>
-        <w:tc>
-          <w:tcPr>
-            <w:tcW w:w="426" w:type="dxa"/>
-            <w:tcBorders>
-              <w:top w:val="single" w:sz="4" w:space="0" w:color="000000"/>
-              <w:left w:val="single" w:sz="4" w:space="0" w:color="000000"/>
-              <w:bottom w:val="single" w:sz="4" w:space="0" w:color="000000"/>
-              <w:right w:val="single" w:sz="4" w:space="0" w:color="000000"/>
-            </w:tcBorders>
-          </w:tcPr>
-          <w:p>
-            <w:pPr>
-              <w:widowControl w:val="0"/>
-              <w:numPr>
-                <w:ilvl w:val="0"/>
-                <w:numId w:val="9"/>
-              </w:numPr>
-              <w:spacing w:after="0" w:line="240" w:lineRule="auto"/>
-              <w:ind w:left="357" w:hanging="357"/>
-              <w:contextualSpacing/>
-              <w:rPr>
-                <w:rFonts w:ascii="Times New Roman" w:eastAsia="Calibri" w:hAnsi="Times New Roman" w:cs="Times New Roman"/>
-              </w:rPr>
-            </w:pPr>
-          </w:p>
-        </w:tc>
-        <w:tc>
-          <w:tcPr>
-            <w:tcW w:w="6520" w:type="dxa"/>
-            <w:tcBorders>
-              <w:top w:val="single" w:sz="4" w:space="0" w:color="000000"/>
-              <w:left w:val="single" w:sz="4" w:space="0" w:color="000000"/>
-              <w:bottom w:val="single" w:sz="4" w:space="0" w:color="000000"/>
-              <w:right w:val="single" w:sz="4" w:space="0" w:color="000000"/>
-            </w:tcBorders>
-          </w:tcPr>
-          <w:p>
-            <w:pPr>
-              <w:widowControl w:val="0"/>
-              <w:spacing w:after="0"/>
-              <w:rPr>
-                <w:rFonts w:ascii="Times New Roman" w:eastAsia="Calibri" w:hAnsi="Times New Roman" w:cs="Times New Roman"/>
-              </w:rPr>
-            </w:pPr>
-            <w:r>
-              <w:rPr>
-                <w:rFonts w:ascii="Times New Roman" w:eastAsia="Calibri" w:hAnsi="Times New Roman" w:cs="Times New Roman"/>
-              </w:rPr>
-              <w:t>Создание и комплектация проектного офиса</w:t>
-            </w:r>
-          </w:p>
-        </w:tc>
-        <w:tc>
-          <w:tcPr>
-            <w:tcW w:w="1276" w:type="dxa"/>
-            <w:tcBorders>
-              <w:top w:val="single" w:sz="4" w:space="0" w:color="000000"/>
-              <w:bottom w:val="single" w:sz="4" w:space="0" w:color="auto"/>
-              <w:right w:val="single" w:sz="4" w:space="0" w:color="000000"/>
-            </w:tcBorders>
-          </w:tcPr>
-          <w:p>
-            <w:pPr>
-              <w:widowControl w:val="0"/>
-              <w:spacing w:after="0"/>
-              <w:jc w:val="center"/>
-              <w:rPr>
-                <w:rFonts w:ascii="Times New Roman" w:eastAsia="Calibri" w:hAnsi="Times New Roman" w:cs="Times New Roman"/>
-              </w:rPr>
-            </w:pPr>
-          </w:p>
-        </w:tc>
-        <w:tc>
-          <w:tcPr>
-            <w:tcW w:w="2550" w:type="dxa"/>
-            <w:tcBorders>
-              <w:top w:val="single" w:sz="4" w:space="0" w:color="000000"/>
-              <w:bottom w:val="single" w:sz="4" w:space="0" w:color="000000"/>
-              <w:right w:val="single" w:sz="4" w:space="0" w:color="000000"/>
-            </w:tcBorders>
-          </w:tcPr>
-          <w:p>
-            <w:pPr>
-              <w:widowControl w:val="0"/>
-              <w:spacing w:after="0"/>
-              <w:jc w:val="center"/>
-              <w:rPr>
-                <w:rFonts w:ascii="Times New Roman" w:eastAsia="Calibri" w:hAnsi="Times New Roman" w:cs="Times New Roman"/>
-              </w:rPr>
-            </w:pPr>
-          </w:p>
-        </w:tc>
-      </w:tr>
-      <w:tr>
-        <w:trPr>
-          <w:trHeight w:val="375"/>
-        </w:trPr>
-        <w:tc>
-          <w:tcPr>
-            <w:tcW w:w="426" w:type="dxa"/>
-            <w:tcBorders>
-              <w:top w:val="single" w:sz="4" w:space="0" w:color="000000"/>
-              <w:left w:val="single" w:sz="4" w:space="0" w:color="000000"/>
-              <w:bottom w:val="single" w:sz="4" w:space="0" w:color="000000"/>
-              <w:right w:val="single" w:sz="4" w:space="0" w:color="000000"/>
-            </w:tcBorders>
-          </w:tcPr>
-          <w:p>
-            <w:pPr>
-              <w:widowControl w:val="0"/>
-              <w:numPr>
-                <w:ilvl w:val="0"/>
-                <w:numId w:val="9"/>
-              </w:numPr>
-              <w:spacing w:after="0" w:line="240" w:lineRule="auto"/>
-              <w:ind w:left="357" w:hanging="357"/>
-              <w:contextualSpacing/>
-              <w:rPr>
-                <w:rFonts w:ascii="Times New Roman" w:eastAsia="Calibri" w:hAnsi="Times New Roman" w:cs="Times New Roman"/>
-              </w:rPr>
-            </w:pPr>
-          </w:p>
-        </w:tc>
-        <w:tc>
-          <w:tcPr>
-            <w:tcW w:w="6520" w:type="dxa"/>
-            <w:tcBorders>
-              <w:top w:val="single" w:sz="4" w:space="0" w:color="000000"/>
-              <w:left w:val="single" w:sz="4" w:space="0" w:color="000000"/>
-              <w:bottom w:val="single" w:sz="4" w:space="0" w:color="000000"/>
-              <w:right w:val="single" w:sz="4" w:space="0" w:color="000000"/>
-            </w:tcBorders>
-          </w:tcPr>
-          <w:p>
-            <w:pPr>
-              <w:widowControl w:val="0"/>
-              <w:spacing w:after="0"/>
-              <w:rPr>
-                <w:rFonts w:ascii="Times New Roman" w:eastAsia="Calibri" w:hAnsi="Times New Roman" w:cs="Times New Roman"/>
-              </w:rPr>
-            </w:pPr>
-            <w:r>
-              <w:rPr>
-                <w:rFonts w:ascii="Times New Roman" w:eastAsia="Calibri" w:hAnsi="Times New Roman" w:cs="Times New Roman"/>
-              </w:rPr>
-              <w:t>Подготовка инструкторов по бережливому производству</w:t>
-            </w:r>
-          </w:p>
-        </w:tc>
-        <w:tc>
-          <w:tcPr>
-            <w:tcW w:w="1276" w:type="dxa"/>
-            <w:tcBorders>
-              <w:top w:val="single" w:sz="4" w:space="0" w:color="000000"/>
-              <w:bottom w:val="single" w:sz="4" w:space="0" w:color="auto"/>
-              <w:right w:val="single" w:sz="4" w:space="0" w:color="000000"/>
-            </w:tcBorders>
-          </w:tcPr>
-          <w:p>
-            <w:pPr>
-              <w:widowControl w:val="0"/>
-              <w:spacing w:after="0"/>
-              <w:jc w:val="center"/>
-              <w:rPr>
-                <w:rFonts w:ascii="Times New Roman" w:eastAsia="Calibri" w:hAnsi="Times New Roman" w:cs="Times New Roman"/>
-              </w:rPr>
-            </w:pPr>
-          </w:p>
-        </w:tc>
-        <w:tc>
-          <w:tcPr>
-            <w:tcW w:w="2550" w:type="dxa"/>
-            <w:tcBorders>
-              <w:top w:val="single" w:sz="4" w:space="0" w:color="000000"/>
-              <w:bottom w:val="single" w:sz="4" w:space="0" w:color="000000"/>
-              <w:right w:val="single" w:sz="4" w:space="0" w:color="000000"/>
-            </w:tcBorders>
-          </w:tcPr>
-          <w:p>
-            <w:pPr>
-              <w:widowControl w:val="0"/>
-              <w:spacing w:after="0"/>
-              <w:jc w:val="center"/>
-              <w:rPr>
-                <w:rFonts w:ascii="Times New Roman" w:eastAsia="Calibri" w:hAnsi="Times New Roman" w:cs="Times New Roman"/>
-              </w:rPr>
-            </w:pPr>
-          </w:p>
-        </w:tc>
-      </w:tr>
-      <w:tr>
-        <w:trPr>
-          <w:trHeight w:val="375"/>
-        </w:trPr>
-        <w:tc>
-          <w:tcPr>
-            <w:tcW w:w="426" w:type="dxa"/>
-            <w:tcBorders>
-              <w:top w:val="single" w:sz="4" w:space="0" w:color="000000"/>
-              <w:left w:val="single" w:sz="4" w:space="0" w:color="000000"/>
-              <w:bottom w:val="single" w:sz="4" w:space="0" w:color="000000"/>
-              <w:right w:val="single" w:sz="4" w:space="0" w:color="000000"/>
-            </w:tcBorders>
-          </w:tcPr>
-          <w:p>
-            <w:pPr>
-              <w:widowControl w:val="0"/>
-              <w:numPr>
-                <w:ilvl w:val="0"/>
-                <w:numId w:val="9"/>
-              </w:numPr>
-              <w:spacing w:after="0" w:line="240" w:lineRule="auto"/>
-              <w:ind w:left="357" w:hanging="357"/>
-              <w:contextualSpacing/>
-              <w:rPr>
-                <w:rFonts w:ascii="Times New Roman" w:eastAsia="Calibri" w:hAnsi="Times New Roman" w:cs="Times New Roman"/>
-              </w:rPr>
-            </w:pPr>
-          </w:p>
-        </w:tc>
-        <w:tc>
-          <w:tcPr>
-            <w:tcW w:w="6520" w:type="dxa"/>
-            <w:tcBorders>
-              <w:top w:val="single" w:sz="4" w:space="0" w:color="000000"/>
-              <w:left w:val="single" w:sz="4" w:space="0" w:color="000000"/>
-              <w:bottom w:val="single" w:sz="4" w:space="0" w:color="000000"/>
-              <w:right w:val="single" w:sz="4" w:space="0" w:color="000000"/>
-            </w:tcBorders>
-          </w:tcPr>
-          <w:p>
-            <w:pPr>
-              <w:widowControl w:val="0"/>
-              <w:spacing w:after="0"/>
-              <w:rPr>
-                <w:rFonts w:ascii="Times New Roman" w:eastAsia="Calibri" w:hAnsi="Times New Roman" w:cs="Times New Roman"/>
-              </w:rPr>
-            </w:pPr>
-            <w:r>
-              <w:rPr>
-                <w:rFonts w:ascii="Times New Roman" w:eastAsia="Calibri" w:hAnsi="Times New Roman" w:cs="Times New Roman"/>
-              </w:rPr>
-              <w:t>Утверждение 3-летнего плана по вовлечению в Программу всех потоков предприятия</w:t>
-            </w:r>
-          </w:p>
-        </w:tc>
-        <w:tc>
-          <w:tcPr>
-            <w:tcW w:w="1276" w:type="dxa"/>
-            <w:tcBorders>
-              <w:top w:val="single" w:sz="4" w:space="0" w:color="000000"/>
-              <w:bottom w:val="single" w:sz="4" w:space="0" w:color="auto"/>
-              <w:right w:val="single" w:sz="4" w:space="0" w:color="000000"/>
-            </w:tcBorders>
-          </w:tcPr>
-          <w:p>
-            <w:pPr>
-              <w:widowControl w:val="0"/>
-              <w:spacing w:after="0"/>
-              <w:jc w:val="center"/>
-              <w:rPr>
-                <w:rFonts w:ascii="Times New Roman" w:eastAsia="Calibri" w:hAnsi="Times New Roman" w:cs="Times New Roman"/>
-              </w:rPr>
-            </w:pPr>
-          </w:p>
-        </w:tc>
-        <w:tc>
-          <w:tcPr>
-            <w:tcW w:w="2550" w:type="dxa"/>
-            <w:tcBorders>
-              <w:top w:val="single" w:sz="4" w:space="0" w:color="000000"/>
-              <w:bottom w:val="single" w:sz="4" w:space="0" w:color="000000"/>
-              <w:right w:val="single" w:sz="4" w:space="0" w:color="000000"/>
-            </w:tcBorders>
-          </w:tcPr>
-          <w:p>
-            <w:pPr>
-              <w:widowControl w:val="0"/>
-              <w:spacing w:after="0"/>
-              <w:jc w:val="center"/>
-              <w:rPr>
-                <w:rFonts w:ascii="Times New Roman" w:eastAsia="Calibri" w:hAnsi="Times New Roman" w:cs="Times New Roman"/>
-              </w:rPr>
-            </w:pPr>
-          </w:p>
-        </w:tc>
-      </w:tr>
-      <w:tr>
-        <w:trPr>
-          <w:trHeight w:val="375"/>
-        </w:trPr>
-        <w:tc>
-          <w:tcPr>
-            <w:tcW w:w="426" w:type="dxa"/>
-            <w:tcBorders>
-              <w:top w:val="single" w:sz="4" w:space="0" w:color="000000"/>
-              <w:left w:val="single" w:sz="4" w:space="0" w:color="000000"/>
-              <w:bottom w:val="single" w:sz="4" w:space="0" w:color="000000"/>
-              <w:right w:val="single" w:sz="4" w:space="0" w:color="000000"/>
-            </w:tcBorders>
-          </w:tcPr>
-          <w:p>
-            <w:pPr>
-              <w:widowControl w:val="0"/>
-              <w:numPr>
-                <w:ilvl w:val="0"/>
-                <w:numId w:val="9"/>
-              </w:numPr>
-              <w:spacing w:after="0" w:line="240" w:lineRule="auto"/>
-              <w:ind w:left="357" w:hanging="357"/>
-              <w:contextualSpacing/>
-              <w:rPr>
-                <w:rFonts w:ascii="Times New Roman" w:eastAsia="Calibri" w:hAnsi="Times New Roman" w:cs="Times New Roman"/>
-              </w:rPr>
-            </w:pPr>
-          </w:p>
-        </w:tc>
-        <w:tc>
-          <w:tcPr>
-            <w:tcW w:w="6520" w:type="dxa"/>
-            <w:tcBorders>
-              <w:top w:val="single" w:sz="4" w:space="0" w:color="000000"/>
-              <w:left w:val="single" w:sz="4" w:space="0" w:color="000000"/>
-              <w:bottom w:val="single" w:sz="4" w:space="0" w:color="000000"/>
-              <w:right w:val="single" w:sz="4" w:space="0" w:color="000000"/>
-            </w:tcBorders>
-          </w:tcPr>
-          <w:p>
-            <w:pPr>
-              <w:widowControl w:val="0"/>
-              <w:spacing w:after="0"/>
-              <w:rPr>
-                <w:rFonts w:ascii="Times New Roman" w:eastAsia="Calibri" w:hAnsi="Times New Roman" w:cs="Times New Roman"/>
-              </w:rPr>
-            </w:pPr>
-            <w:r>
-              <w:rPr>
-                <w:rFonts w:ascii="Times New Roman" w:eastAsia="Calibri" w:hAnsi="Times New Roman" w:cs="Times New Roman"/>
-              </w:rPr>
-              <w:t>Проведение Дня информирования о результатах 6 месяцев реализации Программы и дальнейших планах</w:t>
-            </w:r>
-          </w:p>
-        </w:tc>
-        <w:tc>
-          <w:tcPr>
-            <w:tcW w:w="1276" w:type="dxa"/>
-            <w:tcBorders>
-              <w:top w:val="single" w:sz="4" w:space="0" w:color="000000"/>
-              <w:bottom w:val="single" w:sz="4" w:space="0" w:color="auto"/>
-              <w:right w:val="single" w:sz="4" w:space="0" w:color="000000"/>
-            </w:tcBorders>
-          </w:tcPr>
-          <w:p>
-            <w:pPr>
-              <w:widowControl w:val="0"/>
-              <w:spacing w:after="0"/>
-              <w:jc w:val="center"/>
-              <w:rPr>
-                <w:rFonts w:ascii="Times New Roman" w:eastAsia="Calibri" w:hAnsi="Times New Roman" w:cs="Times New Roman"/>
-              </w:rPr>
-            </w:pPr>
-          </w:p>
-        </w:tc>
-        <w:tc>
-          <w:tcPr>
-            <w:tcW w:w="2550" w:type="dxa"/>
-            <w:tcBorders>
-              <w:top w:val="single" w:sz="4" w:space="0" w:color="000000"/>
-              <w:bottom w:val="single" w:sz="4" w:space="0" w:color="000000"/>
-              <w:right w:val="single" w:sz="4" w:space="0" w:color="000000"/>
-            </w:tcBorders>
-          </w:tcPr>
-          <w:p>
-            <w:pPr>
-              <w:widowControl w:val="0"/>
-              <w:spacing w:after="0"/>
-              <w:jc w:val="center"/>
-              <w:rPr>
-                <w:rFonts w:ascii="Times New Roman" w:eastAsia="Calibri" w:hAnsi="Times New Roman" w:cs="Times New Roman"/>
-              </w:rPr>
-            </w:pPr>
-          </w:p>
-        </w:tc>
-      </w:tr>
-      <w:tr>
-        <w:trPr>
-          <w:trHeight w:val="375"/>
-        </w:trPr>
-        <w:tc>
-          <w:tcPr>
-            <w:tcW w:w="426" w:type="dxa"/>
-            <w:tcBorders>
-              <w:top w:val="single" w:sz="4" w:space="0" w:color="000000"/>
-              <w:left w:val="single" w:sz="4" w:space="0" w:color="000000"/>
-              <w:bottom w:val="single" w:sz="4" w:space="0" w:color="000000"/>
-              <w:right w:val="single" w:sz="4" w:space="0" w:color="000000"/>
-            </w:tcBorders>
-          </w:tcPr>
-          <w:p>
-            <w:pPr>
-              <w:widowControl w:val="0"/>
-              <w:numPr>
-                <w:ilvl w:val="0"/>
-                <w:numId w:val="9"/>
-              </w:numPr>
-              <w:spacing w:after="0" w:line="240" w:lineRule="auto"/>
-              <w:ind w:left="357" w:hanging="357"/>
-              <w:contextualSpacing/>
-              <w:rPr>
-                <w:rFonts w:ascii="Times New Roman" w:eastAsia="Calibri" w:hAnsi="Times New Roman" w:cs="Times New Roman"/>
-              </w:rPr>
-            </w:pPr>
-          </w:p>
-        </w:tc>
-        <w:tc>
-          <w:tcPr>
-            <w:tcW w:w="6520" w:type="dxa"/>
-            <w:tcBorders>
-              <w:top w:val="single" w:sz="4" w:space="0" w:color="000000"/>
-              <w:left w:val="single" w:sz="4" w:space="0" w:color="000000"/>
-              <w:bottom w:val="single" w:sz="4" w:space="0" w:color="000000"/>
-              <w:right w:val="single" w:sz="4" w:space="0" w:color="000000"/>
-            </w:tcBorders>
-          </w:tcPr>
-          <w:p>
-            <w:pPr>
-              <w:widowControl w:val="0"/>
-              <w:spacing w:after="0"/>
-              <w:rPr>
-                <w:rFonts w:ascii="Times New Roman" w:eastAsia="Calibri" w:hAnsi="Times New Roman" w:cs="Times New Roman"/>
-              </w:rPr>
-            </w:pPr>
-            <w:r>
-              <w:rPr>
-                <w:rFonts w:ascii="Times New Roman" w:eastAsia="Calibri" w:hAnsi="Times New Roman" w:cs="Times New Roman"/>
-              </w:rPr>
-              <w:t>Подписание протокола выполнения мероприятий</w:t>
-            </w:r>
-          </w:p>
-        </w:tc>
-        <w:tc>
-          <w:tcPr>
-            <w:tcW w:w="1276" w:type="dxa"/>
-            <w:tcBorders>
-              <w:top w:val="single" w:sz="4" w:space="0" w:color="000000"/>
-              <w:bottom w:val="single" w:sz="4" w:space="0" w:color="auto"/>
-              <w:right w:val="single" w:sz="4" w:space="0" w:color="000000"/>
-            </w:tcBorders>
-          </w:tcPr>
-          <w:p>
-            <w:pPr>
-              <w:widowControl w:val="0"/>
-              <w:spacing w:after="0"/>
-              <w:jc w:val="center"/>
-              <w:rPr>
-                <w:rFonts w:ascii="Times New Roman" w:eastAsia="Calibri" w:hAnsi="Times New Roman" w:cs="Times New Roman"/>
-              </w:rPr>
-            </w:pPr>
-          </w:p>
-        </w:tc>
-        <w:tc>
-          <w:tcPr>
-            <w:tcW w:w="2550" w:type="dxa"/>
-            <w:tcBorders>
-              <w:top w:val="single" w:sz="4" w:space="0" w:color="000000"/>
-              <w:bottom w:val="single" w:sz="4" w:space="0" w:color="000000"/>
-              <w:right w:val="single" w:sz="4" w:space="0" w:color="000000"/>
-            </w:tcBorders>
-          </w:tcPr>
-          <w:p>
-            <w:pPr>
-              <w:widowControl w:val="0"/>
-              <w:spacing w:after="0"/>
-              <w:jc w:val="center"/>
-              <w:rPr>
-                <w:rFonts w:ascii="Times New Roman" w:eastAsia="Calibri" w:hAnsi="Times New Roman" w:cs="Times New Roman"/>
-              </w:rPr>
-            </w:pPr>
-          </w:p>
-        </w:tc>
-      </w:tr>
-      <w:tr>
-        <w:trPr>
-          <w:trHeight w:val="375"/>
-        </w:trPr>
-        <w:tc>
-          <w:tcPr>
-            <w:tcW w:w="426" w:type="dxa"/>
-            <w:tcBorders>
-              <w:top w:val="single" w:sz="4" w:space="0" w:color="000000"/>
-              <w:left w:val="single" w:sz="4" w:space="0" w:color="000000"/>
-              <w:bottom w:val="single" w:sz="4" w:space="0" w:color="000000"/>
-              <w:right w:val="single" w:sz="4" w:space="0" w:color="000000"/>
-            </w:tcBorders>
-          </w:tcPr>
-          <w:p>
-            <w:pPr>
-              <w:widowControl w:val="0"/>
-              <w:numPr>
-                <w:ilvl w:val="0"/>
-                <w:numId w:val="9"/>
-              </w:numPr>
-              <w:spacing w:after="0" w:line="240" w:lineRule="auto"/>
-              <w:ind w:left="357" w:hanging="357"/>
-              <w:contextualSpacing/>
-              <w:rPr>
-                <w:rFonts w:ascii="Times New Roman" w:eastAsia="Calibri" w:hAnsi="Times New Roman" w:cs="Times New Roman"/>
-              </w:rPr>
-            </w:pPr>
-          </w:p>
-        </w:tc>
-        <w:tc>
-          <w:tcPr>
-            <w:tcW w:w="6520" w:type="dxa"/>
-            <w:tcBorders>
-              <w:top w:val="single" w:sz="4" w:space="0" w:color="000000"/>
-              <w:left w:val="single" w:sz="4" w:space="0" w:color="000000"/>
-              <w:bottom w:val="single" w:sz="4" w:space="0" w:color="000000"/>
-              <w:right w:val="single" w:sz="4" w:space="0" w:color="000000"/>
-            </w:tcBorders>
-          </w:tcPr>
-          <w:p>
-            <w:pPr>
-              <w:widowControl w:val="0"/>
-              <w:spacing w:after="0"/>
-              <w:rPr>
-                <w:rFonts w:ascii="Times New Roman" w:eastAsia="Calibri" w:hAnsi="Times New Roman" w:cs="Times New Roman"/>
-              </w:rPr>
-            </w:pPr>
-            <w:r>
-              <w:rPr>
-                <w:rFonts w:ascii="Times New Roman" w:eastAsia="Calibri" w:hAnsi="Times New Roman" w:cs="Times New Roman"/>
-              </w:rPr>
-              <w:t>Утверждение плана ключевых задач Программы на фазе «Тиражирование»</w:t>
-            </w:r>
-          </w:p>
-        </w:tc>
-        <w:tc>
-          <w:tcPr>
-            <w:tcW w:w="1276" w:type="dxa"/>
-            <w:tcBorders>
-              <w:top w:val="single" w:sz="4" w:space="0" w:color="000000"/>
-              <w:bottom w:val="single" w:sz="4" w:space="0" w:color="auto"/>
-              <w:right w:val="single" w:sz="4" w:space="0" w:color="000000"/>
-            </w:tcBorders>
-          </w:tcPr>
-          <w:p>
-            <w:pPr>
-              <w:widowControl w:val="0"/>
-              <w:spacing w:after="0"/>
-              <w:jc w:val="center"/>
-              <w:rPr>
-                <w:rFonts w:ascii="Times New Roman" w:eastAsia="Calibri" w:hAnsi="Times New Roman" w:cs="Times New Roman"/>
-              </w:rPr>
-            </w:pPr>
-          </w:p>
-        </w:tc>
-        <w:tc>
-          <w:tcPr>
-            <w:tcW w:w="2550" w:type="dxa"/>
-            <w:tcBorders>
-              <w:top w:val="single" w:sz="4" w:space="0" w:color="000000"/>
-              <w:bottom w:val="single" w:sz="4" w:space="0" w:color="000000"/>
-              <w:right w:val="single" w:sz="4" w:space="0" w:color="000000"/>
-            </w:tcBorders>
-          </w:tcPr>
-          <w:p>
-            <w:pPr>
-              <w:widowControl w:val="0"/>
-              <w:spacing w:after="0"/>
-              <w:jc w:val="center"/>
-              <w:rPr>
-                <w:rFonts w:ascii="Times New Roman" w:eastAsia="Calibri" w:hAnsi="Times New Roman" w:cs="Times New Roman"/>
-              </w:rPr>
-            </w:pPr>
-          </w:p>
-        </w:tc>
-      </w:tr>
-      <w:tr>
-        <w:trPr>
-          <w:trHeight w:val="375"/>
-        </w:trPr>
-        <w:tc>
-          <w:tcPr>
-            <w:tcW w:w="426" w:type="dxa"/>
-            <w:tcBorders>
-              <w:top w:val="single" w:sz="4" w:space="0" w:color="000000"/>
-              <w:left w:val="single" w:sz="4" w:space="0" w:color="000000"/>
-              <w:bottom w:val="single" w:sz="4" w:space="0" w:color="000000"/>
-              <w:right w:val="single" w:sz="4" w:space="0" w:color="000000"/>
-            </w:tcBorders>
-          </w:tcPr>
-          <w:p>
-            <w:pPr>
-              <w:widowControl w:val="0"/>
-              <w:numPr>
-                <w:ilvl w:val="0"/>
-                <w:numId w:val="9"/>
-              </w:numPr>
-              <w:spacing w:after="0" w:line="240" w:lineRule="auto"/>
-              <w:ind w:left="357" w:hanging="357"/>
-              <w:contextualSpacing/>
-              <w:rPr>
-                <w:rFonts w:ascii="Times New Roman" w:eastAsia="Calibri" w:hAnsi="Times New Roman" w:cs="Times New Roman"/>
-              </w:rPr>
-            </w:pPr>
-          </w:p>
-        </w:tc>
-        <w:tc>
-          <w:tcPr>
-            <w:tcW w:w="6520" w:type="dxa"/>
-            <w:tcBorders>
-              <w:top w:val="single" w:sz="4" w:space="0" w:color="000000"/>
-              <w:left w:val="single" w:sz="4" w:space="0" w:color="000000"/>
-              <w:bottom w:val="single" w:sz="4" w:space="0" w:color="000000"/>
-              <w:right w:val="single" w:sz="4" w:space="0" w:color="000000"/>
-            </w:tcBorders>
-          </w:tcPr>
-          <w:p>
-            <w:pPr>
-              <w:widowControl w:val="0"/>
-              <w:spacing w:after="0"/>
-              <w:rPr>
-                <w:rFonts w:ascii="Times New Roman" w:eastAsia="Calibri" w:hAnsi="Times New Roman" w:cs="Times New Roman"/>
-              </w:rPr>
-            </w:pPr>
-            <w:r>
-              <w:rPr>
-                <w:rFonts w:ascii="Times New Roman" w:eastAsia="Calibri" w:hAnsi="Times New Roman" w:cs="Times New Roman"/>
-              </w:rPr>
-              <w:t>Внедрение системы подачи ППУ</w:t>
-            </w:r>
-          </w:p>
-        </w:tc>
-        <w:tc>
-          <w:tcPr>
-            <w:tcW w:w="1276" w:type="dxa"/>
-            <w:tcBorders>
-              <w:top w:val="single" w:sz="4" w:space="0" w:color="000000"/>
-              <w:bottom w:val="single" w:sz="4" w:space="0" w:color="auto"/>
-              <w:right w:val="single" w:sz="4" w:space="0" w:color="000000"/>
-            </w:tcBorders>
-          </w:tcPr>
-          <w:p>
-            <w:pPr>
-              <w:widowControl w:val="0"/>
-              <w:spacing w:after="0"/>
-              <w:jc w:val="center"/>
-              <w:rPr>
-                <w:rFonts w:ascii="Times New Roman" w:eastAsia="Calibri" w:hAnsi="Times New Roman" w:cs="Times New Roman"/>
-              </w:rPr>
-            </w:pPr>
-          </w:p>
-        </w:tc>
-        <w:tc>
-          <w:tcPr>
-            <w:tcW w:w="2550" w:type="dxa"/>
-            <w:tcBorders>
-              <w:top w:val="single" w:sz="4" w:space="0" w:color="000000"/>
-              <w:bottom w:val="single" w:sz="4" w:space="0" w:color="000000"/>
-              <w:right w:val="single" w:sz="4" w:space="0" w:color="000000"/>
-            </w:tcBorders>
-          </w:tcPr>
-          <w:p>
-            <w:pPr>
-              <w:widowControl w:val="0"/>
-              <w:spacing w:after="0"/>
-              <w:jc w:val="center"/>
-              <w:rPr>
-                <w:rFonts w:ascii="Times New Roman" w:eastAsia="Calibri" w:hAnsi="Times New Roman" w:cs="Times New Roman"/>
-              </w:rPr>
-            </w:pPr>
-          </w:p>
-        </w:tc>
-      </w:tr>
-      <w:tr>
-        <w:trPr>
-          <w:trHeight w:val="375"/>
-        </w:trPr>
-        <w:tc>
-          <w:tcPr>
-            <w:tcW w:w="426" w:type="dxa"/>
-            <w:tcBorders>
-              <w:top w:val="single" w:sz="4" w:space="0" w:color="000000"/>
-              <w:left w:val="single" w:sz="4" w:space="0" w:color="000000"/>
-              <w:bottom w:val="single" w:sz="4" w:space="0" w:color="000000"/>
-              <w:right w:val="single" w:sz="4" w:space="0" w:color="000000"/>
-            </w:tcBorders>
-          </w:tcPr>
-          <w:p>
-            <w:pPr>
-              <w:widowControl w:val="0"/>
-              <w:numPr>
-                <w:ilvl w:val="0"/>
-                <w:numId w:val="9"/>
-              </w:numPr>
-              <w:spacing w:after="0" w:line="240" w:lineRule="auto"/>
-              <w:ind w:left="357" w:hanging="357"/>
-              <w:contextualSpacing/>
-              <w:rPr>
-                <w:rFonts w:ascii="Times New Roman" w:eastAsia="Calibri" w:hAnsi="Times New Roman" w:cs="Times New Roman"/>
-              </w:rPr>
-            </w:pPr>
-          </w:p>
-        </w:tc>
-        <w:tc>
-          <w:tcPr>
-            <w:tcW w:w="6520" w:type="dxa"/>
-            <w:tcBorders>
-              <w:top w:val="single" w:sz="4" w:space="0" w:color="000000"/>
-              <w:left w:val="single" w:sz="4" w:space="0" w:color="000000"/>
-              <w:bottom w:val="single" w:sz="4" w:space="0" w:color="000000"/>
-              <w:right w:val="single" w:sz="4" w:space="0" w:color="000000"/>
-            </w:tcBorders>
-          </w:tcPr>
-          <w:p>
-            <w:pPr>
-              <w:widowControl w:val="0"/>
-              <w:spacing w:after="0"/>
-              <w:rPr>
-                <w:rFonts w:ascii="Times New Roman" w:eastAsia="Calibri" w:hAnsi="Times New Roman" w:cs="Times New Roman"/>
-              </w:rPr>
-            </w:pPr>
-            <w:r>
-              <w:rPr>
-                <w:rFonts w:ascii="Times New Roman" w:eastAsia="Calibri" w:hAnsi="Times New Roman" w:cs="Times New Roman"/>
-              </w:rPr>
-              <w:t>Проведение конкурса на лучший проект и лучшее ППУ</w:t>
-            </w:r>
-          </w:p>
-        </w:tc>
-        <w:tc>
-          <w:tcPr>
-            <w:tcW w:w="1276" w:type="dxa"/>
-            <w:tcBorders>
-              <w:top w:val="single" w:sz="4" w:space="0" w:color="000000"/>
-              <w:bottom w:val="single" w:sz="4" w:space="0" w:color="auto"/>
-              <w:right w:val="single" w:sz="4" w:space="0" w:color="000000"/>
-            </w:tcBorders>
-          </w:tcPr>
-          <w:p>
-            <w:pPr>
-              <w:widowControl w:val="0"/>
-              <w:spacing w:after="0"/>
-              <w:jc w:val="center"/>
-              <w:rPr>
-                <w:rFonts w:ascii="Times New Roman" w:eastAsia="Calibri" w:hAnsi="Times New Roman" w:cs="Times New Roman"/>
-              </w:rPr>
-            </w:pPr>
-          </w:p>
-        </w:tc>
-        <w:tc>
-          <w:tcPr>
-            <w:tcW w:w="2550" w:type="dxa"/>
-            <w:tcBorders>
-              <w:top w:val="single" w:sz="4" w:space="0" w:color="000000"/>
-              <w:bottom w:val="single" w:sz="4" w:space="0" w:color="000000"/>
-              <w:right w:val="single" w:sz="4" w:space="0" w:color="000000"/>
-            </w:tcBorders>
-          </w:tcPr>
-          <w:p>
-            <w:pPr>
-              <w:widowControl w:val="0"/>
-              <w:spacing w:after="0"/>
-              <w:jc w:val="center"/>
-              <w:rPr>
-                <w:rFonts w:ascii="Times New Roman" w:eastAsia="Calibri" w:hAnsi="Times New Roman" w:cs="Times New Roman"/>
-              </w:rPr>
-            </w:pPr>
-          </w:p>
-        </w:tc>
-      </w:tr>
-      <w:tr>
-        <w:trPr>
-          <w:trHeight w:val="375"/>
-        </w:trPr>
-        <w:tc>
-          <w:tcPr>
-            <w:tcW w:w="426" w:type="dxa"/>
-            <w:tcBorders>
-              <w:top w:val="single" w:sz="4" w:space="0" w:color="000000"/>
-              <w:left w:val="single" w:sz="4" w:space="0" w:color="000000"/>
-              <w:bottom w:val="single" w:sz="4" w:space="0" w:color="000000"/>
-              <w:right w:val="single" w:sz="4" w:space="0" w:color="000000"/>
-            </w:tcBorders>
-          </w:tcPr>
-          <w:p>
-            <w:pPr>
-              <w:widowControl w:val="0"/>
-              <w:numPr>
-                <w:ilvl w:val="0"/>
-                <w:numId w:val="9"/>
-              </w:numPr>
-              <w:spacing w:after="0" w:line="240" w:lineRule="auto"/>
-              <w:ind w:left="357" w:hanging="357"/>
-              <w:contextualSpacing/>
-              <w:rPr>
-                <w:rFonts w:ascii="Times New Roman" w:eastAsia="Calibri" w:hAnsi="Times New Roman" w:cs="Times New Roman"/>
-              </w:rPr>
-            </w:pPr>
-          </w:p>
-        </w:tc>
-        <w:tc>
-          <w:tcPr>
-            <w:tcW w:w="6520" w:type="dxa"/>
-            <w:tcBorders>
-              <w:top w:val="single" w:sz="4" w:space="0" w:color="000000"/>
-              <w:left w:val="single" w:sz="4" w:space="0" w:color="000000"/>
-              <w:bottom w:val="single" w:sz="4" w:space="0" w:color="000000"/>
-              <w:right w:val="single" w:sz="4" w:space="0" w:color="000000"/>
-            </w:tcBorders>
-          </w:tcPr>
-          <w:p>
-            <w:pPr>
-              <w:widowControl w:val="0"/>
-              <w:spacing w:after="0"/>
-              <w:rPr>
-                <w:rFonts w:ascii="Times New Roman" w:eastAsia="Calibri" w:hAnsi="Times New Roman" w:cs="Times New Roman"/>
-              </w:rPr>
-            </w:pPr>
-            <w:r>
-              <w:rPr>
-                <w:rFonts w:ascii="Times New Roman" w:eastAsia="Calibri" w:hAnsi="Times New Roman" w:cs="Times New Roman"/>
-              </w:rPr>
-              <w:t>Создание инфоцентров уровня подразделения и малых групп в Пилотном потоке</w:t>
-            </w:r>
-          </w:p>
-        </w:tc>
-        <w:tc>
-          <w:tcPr>
-            <w:tcW w:w="1276" w:type="dxa"/>
-            <w:tcBorders>
-              <w:top w:val="single" w:sz="4" w:space="0" w:color="000000"/>
-              <w:bottom w:val="single" w:sz="4" w:space="0" w:color="auto"/>
-              <w:right w:val="single" w:sz="4" w:space="0" w:color="000000"/>
-            </w:tcBorders>
-          </w:tcPr>
-          <w:p>
-            <w:pPr>
-              <w:widowControl w:val="0"/>
-              <w:spacing w:after="0"/>
-              <w:jc w:val="center"/>
-              <w:rPr>
-                <w:rFonts w:ascii="Times New Roman" w:eastAsia="Calibri" w:hAnsi="Times New Roman" w:cs="Times New Roman"/>
-              </w:rPr>
-            </w:pPr>
-          </w:p>
-        </w:tc>
-        <w:tc>
-          <w:tcPr>
-            <w:tcW w:w="2550" w:type="dxa"/>
-            <w:tcBorders>
-              <w:top w:val="single" w:sz="4" w:space="0" w:color="000000"/>
-              <w:bottom w:val="single" w:sz="4" w:space="0" w:color="000000"/>
-              <w:right w:val="single" w:sz="4" w:space="0" w:color="000000"/>
-            </w:tcBorders>
-          </w:tcPr>
-          <w:p>
-            <w:pPr>
-              <w:widowControl w:val="0"/>
-              <w:spacing w:after="0"/>
-              <w:jc w:val="center"/>
-              <w:rPr>
-                <w:rFonts w:ascii="Times New Roman" w:eastAsia="Calibri" w:hAnsi="Times New Roman" w:cs="Times New Roman"/>
-              </w:rPr>
-            </w:pPr>
-          </w:p>
-        </w:tc>
-      </w:tr>
-      <w:tr>
-        <w:trPr>
-          <w:trHeight w:val="375"/>
-        </w:trPr>
-        <w:tc>
-          <w:tcPr>
-            <w:tcW w:w="426" w:type="dxa"/>
-            <w:tcBorders>
-              <w:top w:val="single" w:sz="4" w:space="0" w:color="000000"/>
-              <w:left w:val="single" w:sz="4" w:space="0" w:color="000000"/>
-              <w:bottom w:val="single" w:sz="4" w:space="0" w:color="000000"/>
-              <w:right w:val="single" w:sz="4" w:space="0" w:color="000000"/>
-            </w:tcBorders>
-          </w:tcPr>
-          <w:p>
-            <w:pPr>
-              <w:widowControl w:val="0"/>
-              <w:numPr>
-                <w:ilvl w:val="0"/>
-                <w:numId w:val="9"/>
-              </w:numPr>
-              <w:spacing w:after="0" w:line="240" w:lineRule="auto"/>
-              <w:ind w:left="357" w:hanging="357"/>
-              <w:contextualSpacing/>
-              <w:rPr>
-                <w:rFonts w:ascii="Times New Roman" w:eastAsia="Calibri" w:hAnsi="Times New Roman" w:cs="Times New Roman"/>
-              </w:rPr>
-            </w:pPr>
-          </w:p>
-        </w:tc>
-        <w:tc>
-          <w:tcPr>
-            <w:tcW w:w="6520" w:type="dxa"/>
-            <w:tcBorders>
-              <w:top w:val="single" w:sz="4" w:space="0" w:color="000000"/>
-              <w:left w:val="single" w:sz="4" w:space="0" w:color="000000"/>
-              <w:bottom w:val="single" w:sz="4" w:space="0" w:color="000000"/>
-              <w:right w:val="single" w:sz="4" w:space="0" w:color="000000"/>
-            </w:tcBorders>
-          </w:tcPr>
-          <w:p>
-            <w:pPr>
-              <w:widowControl w:val="0"/>
-              <w:spacing w:after="0"/>
-              <w:rPr>
-                <w:rFonts w:ascii="Times New Roman" w:eastAsia="Calibri" w:hAnsi="Times New Roman" w:cs="Times New Roman"/>
-              </w:rPr>
-            </w:pPr>
-            <w:r>
-              <w:rPr>
-                <w:rFonts w:ascii="Times New Roman" w:eastAsia="Calibri" w:hAnsi="Times New Roman" w:cs="Times New Roman"/>
-              </w:rPr>
-              <w:t>Утверждение плана внедрения инструментов визуального управления в привязке к 3-летнему плану по вовлечению в Программу всех потоков</w:t>
-            </w:r>
-          </w:p>
-        </w:tc>
-        <w:tc>
-          <w:tcPr>
-            <w:tcW w:w="1276" w:type="dxa"/>
-            <w:tcBorders>
-              <w:top w:val="single" w:sz="4" w:space="0" w:color="000000"/>
-              <w:bottom w:val="single" w:sz="4" w:space="0" w:color="auto"/>
-              <w:right w:val="single" w:sz="4" w:space="0" w:color="000000"/>
-            </w:tcBorders>
-          </w:tcPr>
-          <w:p>
-            <w:pPr>
-              <w:widowControl w:val="0"/>
-              <w:spacing w:after="0"/>
-              <w:jc w:val="center"/>
-              <w:rPr>
-                <w:rFonts w:ascii="Times New Roman" w:eastAsia="Calibri" w:hAnsi="Times New Roman" w:cs="Times New Roman"/>
-              </w:rPr>
-            </w:pPr>
-          </w:p>
-        </w:tc>
-        <w:tc>
-          <w:tcPr>
-            <w:tcW w:w="2550" w:type="dxa"/>
-            <w:tcBorders>
-              <w:top w:val="single" w:sz="4" w:space="0" w:color="000000"/>
-              <w:bottom w:val="single" w:sz="4" w:space="0" w:color="000000"/>
-              <w:right w:val="single" w:sz="4" w:space="0" w:color="000000"/>
-            </w:tcBorders>
-          </w:tcPr>
-          <w:p>
-            <w:pPr>
-              <w:widowControl w:val="0"/>
-              <w:spacing w:after="0"/>
-              <w:jc w:val="center"/>
-              <w:rPr>
-                <w:rFonts w:ascii="Times New Roman" w:eastAsia="Calibri" w:hAnsi="Times New Roman" w:cs="Times New Roman"/>
-              </w:rPr>
-            </w:pPr>
-          </w:p>
-        </w:tc>
-      </w:tr>
-      <w:tr>
-        <w:trPr>
-          <w:trHeight w:val="375"/>
-        </w:trPr>
-        <w:tc>
-          <w:tcPr>
-            <w:tcW w:w="426" w:type="dxa"/>
-            <w:tcBorders>
-              <w:top w:val="single" w:sz="4" w:space="0" w:color="000000"/>
-              <w:left w:val="single" w:sz="4" w:space="0" w:color="000000"/>
-              <w:bottom w:val="single" w:sz="4" w:space="0" w:color="000000"/>
-              <w:right w:val="single" w:sz="4" w:space="0" w:color="000000"/>
-            </w:tcBorders>
-          </w:tcPr>
-          <w:p>
-            <w:pPr>
-              <w:widowControl w:val="0"/>
-              <w:numPr>
-                <w:ilvl w:val="0"/>
-                <w:numId w:val="9"/>
-              </w:numPr>
-              <w:spacing w:after="0" w:line="240" w:lineRule="auto"/>
-              <w:ind w:left="357" w:hanging="357"/>
-              <w:contextualSpacing/>
-              <w:rPr>
-                <w:rFonts w:ascii="Times New Roman" w:eastAsia="Calibri" w:hAnsi="Times New Roman" w:cs="Times New Roman"/>
-              </w:rPr>
-            </w:pPr>
-          </w:p>
-        </w:tc>
-        <w:tc>
-          <w:tcPr>
-            <w:tcW w:w="6520" w:type="dxa"/>
-            <w:tcBorders>
-              <w:top w:val="single" w:sz="4" w:space="0" w:color="000000"/>
-              <w:left w:val="single" w:sz="4" w:space="0" w:color="000000"/>
-              <w:bottom w:val="single" w:sz="4" w:space="0" w:color="000000"/>
-              <w:right w:val="single" w:sz="4" w:space="0" w:color="000000"/>
-            </w:tcBorders>
-          </w:tcPr>
-          <w:p>
-            <w:pPr>
-              <w:widowControl w:val="0"/>
-              <w:spacing w:after="0"/>
-              <w:rPr>
-                <w:rFonts w:ascii="Times New Roman" w:eastAsia="Calibri" w:hAnsi="Times New Roman" w:cs="Times New Roman"/>
-              </w:rPr>
-            </w:pPr>
-            <w:r>
-              <w:rPr>
-                <w:rFonts w:ascii="Times New Roman" w:eastAsia="Calibri" w:hAnsi="Times New Roman" w:cs="Times New Roman"/>
-              </w:rPr>
-              <w:t>…</w:t>
-            </w:r>
-          </w:p>
-        </w:tc>
-        <w:tc>
-          <w:tcPr>
-            <w:tcW w:w="1276" w:type="dxa"/>
-            <w:tcBorders>
-              <w:top w:val="single" w:sz="4" w:space="0" w:color="000000"/>
-              <w:bottom w:val="single" w:sz="4" w:space="0" w:color="auto"/>
-              <w:right w:val="single" w:sz="4" w:space="0" w:color="000000"/>
-            </w:tcBorders>
-          </w:tcPr>
-          <w:p>
-            <w:pPr>
-              <w:widowControl w:val="0"/>
-              <w:spacing w:after="0"/>
-              <w:jc w:val="center"/>
-              <w:rPr>
-                <w:rFonts w:ascii="Times New Roman" w:eastAsia="Calibri" w:hAnsi="Times New Roman" w:cs="Times New Roman"/>
-              </w:rPr>
-            </w:pPr>
-          </w:p>
-        </w:tc>
-        <w:tc>
-          <w:tcPr>
-            <w:tcW w:w="2550" w:type="dxa"/>
-            <w:tcBorders>
-              <w:top w:val="single" w:sz="4" w:space="0" w:color="000000"/>
-              <w:bottom w:val="single" w:sz="4" w:space="0" w:color="000000"/>
-              <w:right w:val="single" w:sz="4" w:space="0" w:color="000000"/>
-            </w:tcBorders>
-          </w:tcPr>
-          <w:p>
-            <w:pPr>
-              <w:widowControl w:val="0"/>
-              <w:spacing w:after="0"/>
-              <w:jc w:val="center"/>
-              <w:rPr>
-                <w:rFonts w:ascii="Times New Roman" w:eastAsia="Calibri" w:hAnsi="Times New Roman" w:cs="Times New Roman"/>
-              </w:rPr>
-            </w:pPr>
+            <w:r>
+              <w:t>{%tr endfor %}</w:t>
+            </w:r>
           </w:p>
         </w:tc>
       </w:tr>

--- a/templates/prikaz_otvetstvennyh.docx
+++ b/templates/prikaz_otvetstvennyh.docx
@@ -3181,8 +3181,11 @@
     </w:p>
     <w:p>
       <w:pPr>
+        <w:tabs>
+          <w:tab w:val="right" w:pos="10347"/>
+        </w:tabs>
         <w:spacing w:after="0" w:line="276" w:lineRule="auto"/>
-        <w:jc w:val="both"/>
+        <w:jc w:val="left"/>
         <w:rPr>
           <w:rFonts w:ascii="Times New Roman" w:eastAsia="Calibri" w:hAnsi="Times New Roman" w:cs="Times New Roman"/>
           <w:sz w:val="24"/>
@@ -3197,15 +3200,7 @@
         </w:rPr>
         <w:t>{{org_full}}</w:t>
         <w:tab/>
-        <w:tab/>
-        <w:tab/>
-        <w:tab/>
-        <w:tab/>
-        <w:tab/>
-        <w:tab/>
-        <w:tab/>
-        <w:tab/>
-        <w:t xml:space="preserve">      {{signer_fio}}</w:t>
+        <w:t>{{signer_fio}}</w:t>
       </w:r>
       <w:proofErr w:type="gramStart"/>
       <w:r>

--- a/templates/prikaz_otvetstvennyh.docx
+++ b/templates/prikaz_otvetstvennyh.docx
@@ -3665,6 +3665,14 @@
                 <w:szCs w:val="24"/>
               </w:rPr>
             </w:r>
+            <w:r>
+              <w:rPr>
+                <w:rFonts w:ascii="Times New Roman" w:eastAsia="Calibri" w:hAnsi="Times New Roman" w:cs="Times New Roman"/>
+                <w:sz w:val="24"/>
+                <w:szCs w:val="24"/>
+              </w:rPr>
+              <w:t xml:space="preserve">{{app1_opt_fio}}</w:t>
+            </w:r>
           </w:p>
         </w:tc>
         <w:tc>
@@ -3734,6 +3742,14 @@
                 <w:sz w:val="24"/>
                 <w:szCs w:val="24"/>
               </w:rPr>
+            </w:r>
+            <w:r>
+              <w:rPr>
+                <w:rFonts w:ascii="Times New Roman" w:eastAsia="Calibri" w:hAnsi="Times New Roman" w:cs="Times New Roman"/>
+                <w:sz w:val="24"/>
+                <w:szCs w:val="24"/>
+              </w:rPr>
+              <w:t xml:space="preserve">{{app1_opt_info}}</w:t>
             </w:r>
           </w:p>
         </w:tc>
@@ -4410,6 +4426,15 @@
                 <w:szCs w:val="24"/>
               </w:rPr>
             </w:r>
+            <w:r>
+              <w:rPr>
+                <w:rFonts w:ascii="Times New Roman" w:eastAsia="Calibri" w:hAnsi="Times New Roman" w:cs="Times New Roman"/>
+                <w:color w:val="000000" w:themeColor="text1"/>
+                <w:sz w:val="24"/>
+                <w:szCs w:val="24"/>
+              </w:rPr>
+              <w:t xml:space="preserve">{{app1_upi_fio}}</w:t>
+            </w:r>
           </w:p>
         </w:tc>
         <w:tc>
@@ -4504,6 +4529,14 @@
                 <w:sz w:val="24"/>
                 <w:szCs w:val="24"/>
               </w:rPr>
+            </w:r>
+            <w:r>
+              <w:rPr>
+                <w:rFonts w:ascii="Times New Roman" w:eastAsia="Calibri" w:hAnsi="Times New Roman" w:cs="Times New Roman"/>
+                <w:sz w:val="24"/>
+                <w:szCs w:val="24"/>
+              </w:rPr>
+              <w:t xml:space="preserve">{{app1_upi_info}}</w:t>
             </w:r>
           </w:p>
         </w:tc>
@@ -4824,6 +4857,15 @@
                 <w:szCs w:val="24"/>
               </w:rPr>
             </w:r>
+            <w:r>
+              <w:rPr>
+                <w:rFonts w:ascii="Times New Roman" w:eastAsia="Calibri" w:hAnsi="Times New Roman" w:cs="Times New Roman"/>
+                <w:color w:val="000000" w:themeColor="text1"/>
+                <w:sz w:val="24"/>
+                <w:szCs w:val="24"/>
+              </w:rPr>
+              <w:t xml:space="preserve">{{app1_upt_fio}}</w:t>
+            </w:r>
           </w:p>
         </w:tc>
         <w:tc>
@@ -4891,6 +4933,14 @@
                 <w:sz w:val="24"/>
                 <w:szCs w:val="24"/>
               </w:rPr>
+            </w:r>
+            <w:r>
+              <w:rPr>
+                <w:rFonts w:ascii="Times New Roman" w:eastAsia="Calibri" w:hAnsi="Times New Roman" w:cs="Times New Roman"/>
+                <w:sz w:val="24"/>
+                <w:szCs w:val="24"/>
+              </w:rPr>
+              <w:t xml:space="preserve">{{app1_upt_info}}</w:t>
             </w:r>
           </w:p>
         </w:tc>
